--- a/docs/evoindex_paper.docx
+++ b/docs/evoindex_paper.docx
@@ -26,7 +26,7 @@
           <w:color w:val="555577"/>
           <w:sz w:val="22"/>
         </w:rPr>
-        <w:t>—— PageIndex 树索引 · BGE-M3 向量语义 · 图增强 · RRF 三路融合 · CMA-ES 自进化</w:t>
+        <w:t>PageIndex 树索引 · BGE-M3 向量语义 · 图增强 · RRF 三路融合 · CMA-ES 自进化</w:t>
       </w:r>
     </w:p>
     <w:p>
@@ -72,7 +72,7 @@
     </w:p>
     <w:p>
       <w:r>
-        <w:t>本文提出 EvoIndex 3.0——一个面向中文本地知识库的方法杂合（Method Hybridization）检索系统。系统将 PageIndex 层级树索引（受 MIT Learned Index 启发）、BGE-M3 向量语义检索（1024 维，LanceDB 存储）和 graphology 图增强检索（实体抽取 + 社区检测）三路异构召回通道通过 RRF（Reciprocal Rank Fusion）加权融合，并由 CMA-ES 进化策略自动优化融合权重，消除手工调参的主观偏差。系统完全本地化运行，零外部 API 依赖。核心实验发现：(1) BGE-M3 中文语义区分比 2.22×，nomic-embed 仅 1.12× 不可用；(2) 三路 RRF 融合在 1,645 篇医药法规文档上达 100% MRR，CMA-ES 收敛至权重 树:8% 向量:63% 图:29%；(3) 混合检索策略在跨主题查询上 Recall@10 优于纯向量基线 10.3%，全局 NDCG@10 提升 11.0%；(4) 领域路由有效解决 97% 单领域偏斜下的向量坍塌问题。本文开源全部代码和基准测试脚本。</w:t>
+        <w:t>本文提出 EvoIndex 3.0——一个面向中文本地知识库的方法杂合（Method Hybridization）检索系统。系统将 PageIndex 层级树索引（受 MIT Learned Index 启发）、BGE-M3 向量语义检索（1024 维，LanceDB 存储）和 graphology 图增强检索（实体抽取 + 社区检测）三路异构召回通道通过 RRF（Reciprocal Rank Fusion）加权融合，并由 CMA-ES 进化策略自动优化融合权重。系统完全本地化运行，零外部 API 依赖。核心实验发现：(1) BGE-M3 中文语义区分比 2.22×，nomic-embed 仅 1.12× 不可用；(2) 三路 RRF 融合在 1,645 篇医药法规文档上达 100% MRR，CMA-ES 收敛至权重 树:8% 向量:63% 图:29%；(3) 混合检索策略在跨主题查询上 Recall@10 优于纯向量基线 10.3%，全局 NDCG@10 提升 11.0%；(4) 领域路由有效解决 97% 单领域偏斜下的向量坍塌问题。本文开源全部代码和基准测试脚本。</w:t>
       </w:r>
     </w:p>
     <w:p>
@@ -109,7 +109,7 @@
     </w:p>
     <w:p>
       <w:r>
-        <w:t>本文贡献如下：</w:t>
+        <w:t>本文贡献：</w:t>
       </w:r>
     </w:p>
     <w:p>
@@ -184,53 +184,7 @@
     </w:p>
     <w:p>
       <w:r>
-        <w:t>EvoIndex 3.0 采用三层漏斗架构。Layer 0 为查询意图路由器（纯规则分类），Layer 2 为三路并行召回（树索引 + 向量语义 + 图增强），Layer 3 为置信度判定与输出。系统基于 Node.js ≥18，依赖 graphology 图库和 LanceDB 向量数据库，LLM 推理通过 LM Studio 或 Ollama 本地 API。</w:t>
-      </w:r>
-    </w:p>
-    <w:p>
-      <w:pPr>
-        <w:jc w:val="center"/>
-      </w:pPr>
-      <w:r>
-        <w:rPr>
-          <w:rFonts w:ascii="Consolas" w:hAnsi="Consolas"/>
-          <w:sz w:val="14"/>
-        </w:rPr>
-        <w:t>┌─────────────────────────────────────────────────────────────┐</w:t>
-        <w:br/>
-        <w:t>│                   EvoIndex 3.0 三层漏斗架构                    │</w:t>
-        <w:br/>
-        <w:t>├─────────────────────────────────────────────────────────────┤</w:t>
-        <w:br/>
-        <w:t>│ Layer 0: 意图路由 (&lt;5ms)   4意图 + 5领域   纯规则分类器        │</w:t>
-        <w:br/>
-        <w:t>├─────────────────────────────────────────────────────────────┤</w:t>
-        <w:br/>
-        <w:t>│ Layer 2: 三路并行召回                                         │</w:t>
-        <w:br/>
-        <w:t>│  ┌──────────────┐  ┌──────────────┐  ┌──────────────┐       │</w:t>
-        <w:br/>
-        <w:t>│  │ PageIndex    │  │ BGE-M3 向量  │  │ Graph 图增强 │       │</w:t>
-        <w:br/>
-        <w:t>│  │ 倒序二叉树    │  │ LanceDB Top50│  │ 实体+社区检测 │       │</w:t>
-        <w:br/>
-        <w:t>│  └──────┬───────┘  └──────┬───────┘  └──────┬───────┘       │</w:t>
-        <w:br/>
-        <w:t>│         └────────────┬────────────────────┘                 │</w:t>
-        <w:br/>
-        <w:t>│               RRF 三路加权融合 (k=60)                         │</w:t>
-        <w:br/>
-        <w:t>│          CMA-ES 自动优化 树:8% 向量:63% 图:29%                │</w:t>
-        <w:br/>
-        <w:t>├─────────────────────────────────────────────────────────────┤</w:t>
-        <w:br/>
-        <w:t>│ Layer 3: 置信度 &gt; 0.7 直接返回 / &lt; 0.7 触发 LLM 精排           │</w:t>
-        <w:br/>
-        <w:t>└─────────────────────────────────────────────────────────────┘</w:t>
-      </w:r>
-      <w:r>
-        <w:br/>
-        <w:t>图 1  EvoIndex 3.0 三层漏斗架构</w:t>
+        <w:t>EvoIndex 3.0 采用三层漏斗架构：Layer 0 查询意图路由器（纯规则分类），Layer 2 三路并行召回（树索引 + 向量语义 + 图增强），Layer 3 置信度判定与输出。系统基于 Node.js ≥18，依赖 graphology 图库和 LanceDB 向量数据库。</w:t>
       </w:r>
     </w:p>
     <w:p>
@@ -246,7 +200,7 @@
     </w:p>
     <w:p>
       <w:r>
-        <w:t>受 MIT RMI（Recursive Model Index）[1] 思想启发，将 Markdown 文档标题层级映射为 JSON 树结构。查询时递归层序遍历（倒序二叉树方式），每个节点计算混合评分：hybridScore = 0.4×titleMatch + 0.3×entityMatch + 0.3×communityRelevance。针对中文无空格查询实现三层降级：关键词匹配 → 内容匹配补充 → 字符级 bigram 模糊匹配。</w:t>
+        <w:t>受 MIT RMI（Recursive Model Index）[1] 启发，将 Markdown 文档标题层级映射为 JSON 树结构。查询时递归层序遍历（倒序二叉树方式），每个节点计算混合评分：hybridScore = 0.4×titleMatch + 0.3×entityMatch + 0.3×communityRelevance。针对中文无空格查询实现三层降级：关键词匹配 → 内容匹配补充 → 字符级 bigram 模糊匹配。</w:t>
       </w:r>
     </w:p>
     <w:p>
@@ -262,7 +216,7 @@
     </w:p>
     <w:p>
       <w:r>
-        <w:t>基于 BGE-M3 模型 [2]（1024 维）将文档节点嵌入 LanceDB [6] 列式向量数据库。LanceDB 纯列式文件存储、零服务器进程，确保真正的本地化部署。嵌入客户端支持 LM Studio 和 Ollama 双后端自动切换，含超时保护与自动重试。</w:t>
+        <w:t>基于 BGE-M3 模型 [2]（1024 维）将文档节点嵌入 LanceDB [6] 列式向量数据库。嵌入客户端支持 LM Studio 和 Ollama 双后端自动切换，含超时保护与自动重试。</w:t>
       </w:r>
     </w:p>
     <w:p>
@@ -278,7 +232,7 @@
     </w:p>
     <w:p>
       <w:r>
-        <w:t>通过本地 LLM 抽取实体与关系，构建 graphology [7] 有向图，执行层级社区检测。查询时以 2-hop 子图展开相关实体。图增强作为并行异步通道，不可用时自动降级为纯树+向量双路融合。</w:t>
+        <w:t>通过本地 LLM 抽取实体与关系，构建 graphology [7] 有向图，执行层级社区检测。查询时以 2-hop 子图展开相关实体。图增强作为并行异步通道，不可用时自动降级。</w:t>
       </w:r>
     </w:p>
     <w:p>
@@ -289,12 +243,12 @@
         <w:rPr>
           <w:color w:val="1A1A2E"/>
         </w:rPr>
-        <w:t>2.5  RRF 三路融合</w:t>
+        <w:t>2.5  RRF 三路融合与 CMA-ES 自进化</w:t>
       </w:r>
     </w:p>
     <w:p>
       <w:r>
-        <w:t>RRF（Reciprocal Rank Fusion）[4] 引擎支持三种模式：纯 RRF（rrf(d)=Σ1/(k+rank_i(d))）、线性加权（差分隐私启发归一化+加权组合）和混合模式（RRF 初排+weighted 精排）。融合输出保留每路来源得分、命中计数和置信度（Top-1 间隙 30%+多路命中 40%+平均得分 30%）。</w:t>
+        <w:t>RRF [4] 引擎支持三模式：纯 RRF（rrf(d)=Σ1/(k+rank_i(d))）、线性加权和混合模式（RRF 初排+weighted 精排）。CMA-ES [5] 黑盒优化器自动搜索 3 维权重的全局最优解（8 个体/代，8 代收敛，σ=0.3）。</w:t>
       </w:r>
     </w:p>
     <w:p>
@@ -305,44 +259,7 @@
         <w:rPr>
           <w:color w:val="1A1A2E"/>
         </w:rPr>
-        <w:t>2.6  CMA-ES 自进化调优</w:t>
-      </w:r>
-    </w:p>
-    <w:p>
-      <w:r>
-        <w:t>内置 CMA-ES [5] 黑盒优化器，3 维参数空间，8 个体/代、8 代收敛、σ=0.3、权重约束 [0.05, 0.9] 并归一化。评估函数以 MRR 为目标，协方差矩阵每 5 代重新归一化。支持 skipCache 选项避免训练数据污染。</w:t>
-      </w:r>
-    </w:p>
-    <w:p>
-      <w:pPr>
-        <w:pStyle w:val="Heading2"/>
-      </w:pPr>
-      <w:r>
-        <w:rPr>
-          <w:color w:val="1A1A2E"/>
-        </w:rPr>
-        <w:t>2.7  双层查询缓存</w:t>
-      </w:r>
-    </w:p>
-    <w:p>
-      <w:r>
-        <w:t>L1 精确哈希匹配（&lt;1ms）+ L2 语义嵌入匹配（余弦相似度 &gt; 0.92，~12ms）。定期持久化到 JSON，嵌入数组随模型版本变化自动失效。</w:t>
-      </w:r>
-    </w:p>
-    <w:p>
-      <w:pPr>
-        <w:pStyle w:val="Heading2"/>
-      </w:pPr>
-      <w:r>
-        <w:rPr>
-          <w:color w:val="1A1A2E"/>
-        </w:rPr>
-        <w:t>2.8  项目结构与测试脚本</w:t>
-      </w:r>
-    </w:p>
-    <w:p>
-      <w:r>
-        <w:t>EvoIndex 3.0 项目结构如下：</w:t>
+        <w:t>2.6  项目结构与测试脚本</w:t>
       </w:r>
     </w:p>
     <w:p>
@@ -655,74 +572,6 @@
               <w:rPr>
                 <w:sz w:val="18"/>
               </w:rPr>
-              <w:t>src/utils/scoring.mjs</w:t>
-            </w:r>
-          </w:p>
-        </w:tc>
-        <w:tc>
-          <w:tcPr>
-            <w:tcW w:type="dxa" w:w="4703"/>
-          </w:tcPr>
-          <w:p>
-            <w:pPr>
-              <w:jc w:val="center"/>
-            </w:pPr>
-            <w:r>
-              <w:rPr>
-                <w:sz w:val="18"/>
-              </w:rPr>
-              <w:t>混合评分算法（标题+实体+社区）</w:t>
-            </w:r>
-          </w:p>
-        </w:tc>
-      </w:tr>
-      <w:tr>
-        <w:tc>
-          <w:tcPr>
-            <w:tcW w:type="dxa" w:w="4703"/>
-          </w:tcPr>
-          <w:p>
-            <w:pPr>
-              <w:jc w:val="center"/>
-            </w:pPr>
-            <w:r>
-              <w:rPr>
-                <w:sz w:val="18"/>
-              </w:rPr>
-              <w:t>src/utils/embedding_client.mjs</w:t>
-            </w:r>
-          </w:p>
-        </w:tc>
-        <w:tc>
-          <w:tcPr>
-            <w:tcW w:type="dxa" w:w="4703"/>
-          </w:tcPr>
-          <w:p>
-            <w:pPr>
-              <w:jc w:val="center"/>
-            </w:pPr>
-            <w:r>
-              <w:rPr>
-                <w:sz w:val="18"/>
-              </w:rPr>
-              <w:t>嵌入客户端（LM Studio + Ollama 双后端）</w:t>
-            </w:r>
-          </w:p>
-        </w:tc>
-      </w:tr>
-      <w:tr>
-        <w:tc>
-          <w:tcPr>
-            <w:tcW w:type="dxa" w:w="4703"/>
-          </w:tcPr>
-          <w:p>
-            <w:pPr>
-              <w:jc w:val="center"/>
-            </w:pPr>
-            <w:r>
-              <w:rPr>
-                <w:sz w:val="18"/>
-              </w:rPr>
               <w:t>test/p0_test.mjs</w:t>
             </w:r>
           </w:p>
@@ -884,7 +733,7 @@
     <w:p/>
     <w:p>
       <w:r>
-        <w:t>项目地址：https://github.com/cui-cfdii/evoindex0.3.0。所有测试脚本可直接通过 `node test/p0_test.mjs &lt;index.json&gt;` 形式运行。嵌入模型独立基准测试脚本 `scripts/rag_benchmark.py` 可通过 `cmd.exe /c "python C:\tmp\rag_benchmark.py"` 从 WSL 调用 Windows 侧 LM Studio API 执行。</w:t>
+        <w:t>项目地址：https://github.com/cui-cfdii/evoindex0.3.0</w:t>
       </w:r>
     </w:p>
     <w:p>
@@ -906,28 +755,12 @@
         <w:rPr>
           <w:color w:val="1A1A2E"/>
         </w:rPr>
-        <w:t>3.1  实验设置</w:t>
+        <w:t>3.1  实验设置与结果</w:t>
       </w:r>
     </w:p>
     <w:p>
       <w:r>
-        <w:t>在 LM Studio 本地 API（/v1/embeddings 端点）上评估三款嵌入模型：nomic-embed-text-v1.5（84MB，768维）、embeddinggemma-300m-qat（229MB，768维）、bge-m3-embeddings（438MB，1024维）。测试环境：AMD Ryzen AI MAX+ 395 + Radeon 8060S + 128GB DDR5-8532 统一内存。</w:t>
-      </w:r>
-    </w:p>
-    <w:p>
-      <w:pPr>
-        <w:pStyle w:val="Heading2"/>
-      </w:pPr>
-      <w:r>
-        <w:rPr>
-          <w:color w:val="1A1A2E"/>
-        </w:rPr>
-        <w:t>3.2  中文语义辨别能力</w:t>
-      </w:r>
-    </w:p>
-    <w:p>
-      <w:r>
-        <w:t>核心指标为区分比 = 同主题余弦相似度 / 无关主题余弦相似度。测试使用四组中文查询对。</w:t>
+        <w:t>在 LM Studio 本地 API 上评估三款嵌入模型。核心指标为区分比 = 同主题余弦相似度 / 无关主题余弦相似度。</w:t>
       </w:r>
     </w:p>
     <w:p>
@@ -1024,7 +857,7 @@
                 <w:b/>
                 <w:sz w:val="18"/>
               </w:rPr>
-              <w:t>嵌入延迟</w:t>
+              <w:t>延迟</w:t>
             </w:r>
           </w:p>
         </w:tc>
@@ -1041,7 +874,7 @@
                 <w:b/>
                 <w:sz w:val="18"/>
               </w:rPr>
-              <w:t>同主题 Sim</w:t>
+              <w:t>同主题</w:t>
             </w:r>
           </w:p>
         </w:tc>
@@ -1058,7 +891,7 @@
                 <w:b/>
                 <w:sz w:val="18"/>
               </w:rPr>
-              <w:t>无关 Sim</w:t>
+              <w:t>无关</w:t>
             </w:r>
           </w:p>
         </w:tc>
@@ -1158,7 +991,7 @@
               <w:rPr>
                 <w:sz w:val="18"/>
               </w:rPr>
-              <w:t>~114ms</w:t>
+              <w:t>114ms</w:t>
             </w:r>
           </w:p>
         </w:tc>
@@ -1288,7 +1121,7 @@
               <w:rPr>
                 <w:sz w:val="18"/>
               </w:rPr>
-              <w:t>~41ms</w:t>
+              <w:t>41ms</w:t>
             </w:r>
           </w:p>
         </w:tc>
@@ -1418,7 +1251,7 @@
               <w:rPr>
                 <w:sz w:val="18"/>
               </w:rPr>
-              <w:t>~82ms</w:t>
+              <w:t>82ms</w:t>
             </w:r>
           </w:p>
         </w:tc>
@@ -1490,24 +1323,61 @@
     </w:tbl>
     <w:p/>
     <w:p>
+      <w:pPr>
+        <w:jc w:val="center"/>
+      </w:pPr>
       <w:r>
-        <w:t>nomic-embed 中文向量空间完全坍塌：RAG 查询相似度（0.632）与天气查询相似度（0.565）几乎不可区分。BGE-M3 以 2.22 倍区分比和最低无关相似度（0.305）成为中文首选。此发现直接推动了 EvoIndex 3.0 嵌入默认模型从 nomic-embed-text-v1.5 切换到 bge-m3-embeddings。</w:t>
+        <w:drawing>
+          <wp:inline xmlns:a="http://schemas.openxmlformats.org/drawingml/2006/main" xmlns:pic="http://schemas.openxmlformats.org/drawingml/2006/picture">
+            <wp:extent cx="5029200" cy="3128902"/>
+            <wp:docPr id="1" name="Picture 1"/>
+            <wp:cNvGraphicFramePr>
+              <a:graphicFrameLocks noChangeAspect="1"/>
+            </wp:cNvGraphicFramePr>
+            <a:graphic>
+              <a:graphicData uri="http://schemas.openxmlformats.org/drawingml/2006/picture">
+                <pic:pic>
+                  <pic:nvPicPr>
+                    <pic:cNvPr id="0" name="chart1_embedding.png"/>
+                    <pic:cNvPicPr/>
+                  </pic:nvPicPr>
+                  <pic:blipFill>
+                    <a:blip r:embed="rId9"/>
+                    <a:stretch>
+                      <a:fillRect/>
+                    </a:stretch>
+                  </pic:blipFill>
+                  <pic:spPr>
+                    <a:xfrm>
+                      <a:off x="0" y="0"/>
+                      <a:ext cx="5029200" cy="3128902"/>
+                    </a:xfrm>
+                    <a:prstGeom prst="rect"/>
+                  </pic:spPr>
+                </pic:pic>
+              </a:graphicData>
+            </a:graphic>
+          </wp:inline>
+        </w:drawing>
       </w:r>
     </w:p>
     <w:p>
       <w:pPr>
-        <w:pStyle w:val="Heading2"/>
+        <w:jc w:val="center"/>
       </w:pPr>
       <w:r>
         <w:rPr>
-          <w:color w:val="1A1A2E"/>
+          <w:i/>
+          <w:color w:val="555555"/>
+          <w:sz w:val="18"/>
         </w:rPr>
-        <w:t>3.3  跨语言检索</w:t>
+        <w:t>图 1  嵌入模型中英文语义区分比对比</w:t>
       </w:r>
     </w:p>
+    <w:p/>
     <w:p>
       <w:r>
-        <w:t>中文查询「什么是混合检索技术」→ 英文文档：BGE-M3 正确排序 Hybrid Search（0.659）&gt; RAG（0.490）&gt; Weather（0.276），信噪比清晰。nomic-embed 的 Hybrid（0.502）与 RAG（0.475）仅差 0.03。</w:t>
+        <w:t>nomic-embed 中文向量空间完全坍塌：RAG 查询相似度（0.632）与天气查询相似度（0.565）几乎不可区分。BGE-M3 以 2.22 倍区分比和最低无关相似度（0.305）成为中文首选。如图 1 所示，BGE-M3 在中文场景的优势（2.22×）远超其在英文场景的表现（1.75×）。此发现直接推动了 EvoIndex 3.0 嵌入默认模型从 nomic-embed 切换到 BGE-M3。</w:t>
       </w:r>
     </w:p>
     <w:p>
@@ -1534,7 +1404,7 @@
     </w:p>
     <w:p>
       <w:r>
-        <w:t>受控实验：400 篇中文文档（8 个主题目录 × 50 篇 + 3 个跨域组 × 5 篇），24 条查询（19 单主题 + 5 跨主题）。所有嵌入使用 BGE-M3（1024 维）。对比三种策略：Baseline（纯向量全量检索）、Hierarchical（DRR 风格单目录锁定 + 目录内 Top-K）、Hybrid（Top-3 目录候选 + 目录加权 α=0.4 + 向量精排）。评估指标：Recall@1/3/5/10、NDCG@10、MRR。</w:t>
+        <w:t>受控实验：400 篇中文文档（8 主题目录 × 50 篇 + 3 跨域组）、24 条查询（19 单主题 + 5 跨主题）。所有嵌入 BGE-M3（1024 维）。对比三种策略：Baseline（纯向量全量检索）、Hierarchical（DRR 风格单目录锁定）、Hybrid（Top-3 目录候选 + 目录加权 α=0.4 + 向量精排）。</w:t>
       </w:r>
     </w:p>
     <w:p>
@@ -1557,7 +1427,7 @@
           <w:b/>
           <w:sz w:val="20"/>
         </w:rPr>
-        <w:t>表 3  三策略检索对比（400 篇受控语料，24 条查询）</w:t>
+        <w:t>表 3  三策略检索性能对比</w:t>
       </w:r>
     </w:p>
     <w:tbl>
@@ -1568,18 +1438,34 @@
         <w:tblLook w:firstColumn="1" w:firstRow="1" w:lastColumn="0" w:lastRow="0" w:noHBand="0" w:noVBand="1" w:val="04A0"/>
       </w:tblPr>
       <w:tblGrid>
-        <w:gridCol w:w="1344"/>
-        <w:gridCol w:w="1344"/>
-        <w:gridCol w:w="1344"/>
-        <w:gridCol w:w="1344"/>
-        <w:gridCol w:w="1344"/>
-        <w:gridCol w:w="1344"/>
-        <w:gridCol w:w="1344"/>
+        <w:gridCol w:w="1568"/>
+        <w:gridCol w:w="1568"/>
+        <w:gridCol w:w="1568"/>
+        <w:gridCol w:w="1568"/>
+        <w:gridCol w:w="1568"/>
+        <w:gridCol w:w="1568"/>
       </w:tblGrid>
       <w:tr>
         <w:tc>
           <w:tcPr>
-            <w:tcW w:type="dxa" w:w="1344"/>
+            <w:tcW w:type="dxa" w:w="1568"/>
+          </w:tcPr>
+          <w:p>
+            <w:pPr>
+              <w:jc w:val="center"/>
+            </w:pPr>
+            <w:r>
+              <w:rPr>
+                <w:b/>
+                <w:sz w:val="18"/>
+              </w:rPr>
+              <w:t>查询类别</w:t>
+            </w:r>
+          </w:p>
+        </w:tc>
+        <w:tc>
+          <w:tcPr>
+            <w:tcW w:type="dxa" w:w="1568"/>
           </w:tcPr>
           <w:p>
             <w:pPr>
@@ -1596,7 +1482,7 @@
         </w:tc>
         <w:tc>
           <w:tcPr>
-            <w:tcW w:type="dxa" w:w="1344"/>
+            <w:tcW w:type="dxa" w:w="1568"/>
           </w:tcPr>
           <w:p>
             <w:pPr>
@@ -1613,7 +1499,7 @@
         </w:tc>
         <w:tc>
           <w:tcPr>
-            <w:tcW w:type="dxa" w:w="1344"/>
+            <w:tcW w:type="dxa" w:w="1568"/>
           </w:tcPr>
           <w:p>
             <w:pPr>
@@ -1630,24 +1516,7 @@
         </w:tc>
         <w:tc>
           <w:tcPr>
-            <w:tcW w:type="dxa" w:w="1344"/>
-          </w:tcPr>
-          <w:p>
-            <w:pPr>
-              <w:jc w:val="center"/>
-            </w:pPr>
-            <w:r>
-              <w:rPr>
-                <w:b/>
-                <w:sz w:val="18"/>
-              </w:rPr>
-              <w:t>vs Baseline</w:t>
-            </w:r>
-          </w:p>
-        </w:tc>
-        <w:tc>
-          <w:tcPr>
-            <w:tcW w:type="dxa" w:w="1344"/>
+            <w:tcW w:type="dxa" w:w="1568"/>
           </w:tcPr>
           <w:p>
             <w:pPr>
@@ -1664,24 +1533,7 @@
         </w:tc>
         <w:tc>
           <w:tcPr>
-            <w:tcW w:type="dxa" w:w="1344"/>
-          </w:tcPr>
-          <w:p>
-            <w:pPr>
-              <w:jc w:val="center"/>
-            </w:pPr>
-            <w:r>
-              <w:rPr>
-                <w:b/>
-                <w:sz w:val="18"/>
-              </w:rPr>
-              <w:t>vs Baseline</w:t>
-            </w:r>
-          </w:p>
-        </w:tc>
-        <w:tc>
-          <w:tcPr>
-            <w:tcW w:type="dxa" w:w="1344"/>
+            <w:tcW w:type="dxa" w:w="1568"/>
           </w:tcPr>
           <w:p>
             <w:pPr>
@@ -1700,7 +1552,7 @@
       <w:tr>
         <w:tc>
           <w:tcPr>
-            <w:tcW w:type="dxa" w:w="1344"/>
+            <w:tcW w:type="dxa" w:w="1568"/>
           </w:tcPr>
           <w:p>
             <w:pPr>
@@ -1710,13 +1562,29 @@
               <w:rPr>
                 <w:sz w:val="18"/>
               </w:rPr>
-              <w:t>Recall@10 (全部)</w:t>
+              <w:t>全部(24条)</w:t>
             </w:r>
           </w:p>
         </w:tc>
         <w:tc>
           <w:tcPr>
-            <w:tcW w:type="dxa" w:w="1344"/>
+            <w:tcW w:type="dxa" w:w="1568"/>
+          </w:tcPr>
+          <w:p>
+            <w:pPr>
+              <w:jc w:val="center"/>
+            </w:pPr>
+            <w:r>
+              <w:rPr>
+                <w:sz w:val="18"/>
+              </w:rPr>
+              <w:t>Recall@10</w:t>
+            </w:r>
+          </w:p>
+        </w:tc>
+        <w:tc>
+          <w:tcPr>
+            <w:tcW w:type="dxa" w:w="1568"/>
           </w:tcPr>
           <w:p>
             <w:pPr>
@@ -1732,7 +1600,7 @@
         </w:tc>
         <w:tc>
           <w:tcPr>
-            <w:tcW w:type="dxa" w:w="1344"/>
+            <w:tcW w:type="dxa" w:w="1568"/>
           </w:tcPr>
           <w:p>
             <w:pPr>
@@ -1742,13 +1610,13 @@
               <w:rPr>
                 <w:sz w:val="18"/>
               </w:rPr>
-              <w:t>0.1916</w:t>
+              <w:t>0.1916 (+16.2%)</w:t>
             </w:r>
           </w:p>
         </w:tc>
         <w:tc>
           <w:tcPr>
-            <w:tcW w:type="dxa" w:w="1344"/>
+            <w:tcW w:type="dxa" w:w="1568"/>
           </w:tcPr>
           <w:p>
             <w:pPr>
@@ -1758,45 +1626,13 @@
               <w:rPr>
                 <w:sz w:val="18"/>
               </w:rPr>
-              <w:t>+16.2%</w:t>
+              <w:t>0.1908 (+15.8%)</w:t>
             </w:r>
           </w:p>
         </w:tc>
         <w:tc>
           <w:tcPr>
-            <w:tcW w:type="dxa" w:w="1344"/>
-          </w:tcPr>
-          <w:p>
-            <w:pPr>
-              <w:jc w:val="center"/>
-            </w:pPr>
-            <w:r>
-              <w:rPr>
-                <w:sz w:val="18"/>
-              </w:rPr>
-              <w:t>0.1908</w:t>
-            </w:r>
-          </w:p>
-        </w:tc>
-        <w:tc>
-          <w:tcPr>
-            <w:tcW w:type="dxa" w:w="1344"/>
-          </w:tcPr>
-          <w:p>
-            <w:pPr>
-              <w:jc w:val="center"/>
-            </w:pPr>
-            <w:r>
-              <w:rPr>
-                <w:sz w:val="18"/>
-              </w:rPr>
-              <w:t>+15.8%</w:t>
-            </w:r>
-          </w:p>
-        </w:tc>
-        <w:tc>
-          <w:tcPr>
-            <w:tcW w:type="dxa" w:w="1344"/>
+            <w:tcW w:type="dxa" w:w="1568"/>
           </w:tcPr>
           <w:p>
             <w:pPr>
@@ -1814,7 +1650,7 @@
       <w:tr>
         <w:tc>
           <w:tcPr>
-            <w:tcW w:type="dxa" w:w="1344"/>
+            <w:tcW w:type="dxa" w:w="1568"/>
           </w:tcPr>
           <w:p>
             <w:pPr>
@@ -1824,13 +1660,29 @@
               <w:rPr>
                 <w:sz w:val="18"/>
               </w:rPr>
-              <w:t>NDCG@10 (全部)</w:t>
+              <w:t>全部(24条)</w:t>
             </w:r>
           </w:p>
         </w:tc>
         <w:tc>
           <w:tcPr>
-            <w:tcW w:type="dxa" w:w="1344"/>
+            <w:tcW w:type="dxa" w:w="1568"/>
+          </w:tcPr>
+          <w:p>
+            <w:pPr>
+              <w:jc w:val="center"/>
+            </w:pPr>
+            <w:r>
+              <w:rPr>
+                <w:sz w:val="18"/>
+              </w:rPr>
+              <w:t>NDCG@10</w:t>
+            </w:r>
+          </w:p>
+        </w:tc>
+        <w:tc>
+          <w:tcPr>
+            <w:tcW w:type="dxa" w:w="1568"/>
           </w:tcPr>
           <w:p>
             <w:pPr>
@@ -1846,7 +1698,7 @@
         </w:tc>
         <w:tc>
           <w:tcPr>
-            <w:tcW w:type="dxa" w:w="1344"/>
+            <w:tcW w:type="dxa" w:w="1568"/>
           </w:tcPr>
           <w:p>
             <w:pPr>
@@ -1856,13 +1708,13 @@
               <w:rPr>
                 <w:sz w:val="18"/>
               </w:rPr>
-              <w:t>0.8728</w:t>
+              <w:t>0.8728 (+7.3%)</w:t>
             </w:r>
           </w:p>
         </w:tc>
         <w:tc>
           <w:tcPr>
-            <w:tcW w:type="dxa" w:w="1344"/>
+            <w:tcW w:type="dxa" w:w="1568"/>
           </w:tcPr>
           <w:p>
             <w:pPr>
@@ -1872,45 +1724,13 @@
               <w:rPr>
                 <w:sz w:val="18"/>
               </w:rPr>
-              <w:t>+7.3%</w:t>
+              <w:t>0.9030 (+11.0%)</w:t>
             </w:r>
           </w:p>
         </w:tc>
         <w:tc>
           <w:tcPr>
-            <w:tcW w:type="dxa" w:w="1344"/>
-          </w:tcPr>
-          <w:p>
-            <w:pPr>
-              <w:jc w:val="center"/>
-            </w:pPr>
-            <w:r>
-              <w:rPr>
-                <w:sz w:val="18"/>
-              </w:rPr>
-              <w:t>0.9030</w:t>
-            </w:r>
-          </w:p>
-        </w:tc>
-        <w:tc>
-          <w:tcPr>
-            <w:tcW w:type="dxa" w:w="1344"/>
-          </w:tcPr>
-          <w:p>
-            <w:pPr>
-              <w:jc w:val="center"/>
-            </w:pPr>
-            <w:r>
-              <w:rPr>
-                <w:sz w:val="18"/>
-              </w:rPr>
-              <w:t>+11.0%</w:t>
-            </w:r>
-          </w:p>
-        </w:tc>
-        <w:tc>
-          <w:tcPr>
-            <w:tcW w:type="dxa" w:w="1344"/>
+            <w:tcW w:type="dxa" w:w="1568"/>
           </w:tcPr>
           <w:p>
             <w:pPr>
@@ -1928,7 +1748,7 @@
       <w:tr>
         <w:tc>
           <w:tcPr>
-            <w:tcW w:type="dxa" w:w="1344"/>
+            <w:tcW w:type="dxa" w:w="1568"/>
           </w:tcPr>
           <w:p>
             <w:pPr>
@@ -1938,13 +1758,29 @@
               <w:rPr>
                 <w:sz w:val="18"/>
               </w:rPr>
-              <w:t>Recall@10 (单主题)</w:t>
+              <w:t>单主题(19条)</w:t>
             </w:r>
           </w:p>
         </w:tc>
         <w:tc>
           <w:tcPr>
-            <w:tcW w:type="dxa" w:w="1344"/>
+            <w:tcW w:type="dxa" w:w="1568"/>
+          </w:tcPr>
+          <w:p>
+            <w:pPr>
+              <w:jc w:val="center"/>
+            </w:pPr>
+            <w:r>
+              <w:rPr>
+                <w:sz w:val="18"/>
+              </w:rPr>
+              <w:t>Recall@10</w:t>
+            </w:r>
+          </w:p>
+        </w:tc>
+        <w:tc>
+          <w:tcPr>
+            <w:tcW w:type="dxa" w:w="1568"/>
           </w:tcPr>
           <w:p>
             <w:pPr>
@@ -1960,7 +1796,7 @@
         </w:tc>
         <w:tc>
           <w:tcPr>
-            <w:tcW w:type="dxa" w:w="1344"/>
+            <w:tcW w:type="dxa" w:w="1568"/>
           </w:tcPr>
           <w:p>
             <w:pPr>
@@ -1970,13 +1806,13 @@
               <w:rPr>
                 <w:sz w:val="18"/>
               </w:rPr>
-              <w:t>0.2179</w:t>
+              <w:t>0.2179 (+21.1%)</w:t>
             </w:r>
           </w:p>
         </w:tc>
         <w:tc>
           <w:tcPr>
-            <w:tcW w:type="dxa" w:w="1344"/>
+            <w:tcW w:type="dxa" w:w="1568"/>
           </w:tcPr>
           <w:p>
             <w:pPr>
@@ -1986,45 +1822,13 @@
               <w:rPr>
                 <w:sz w:val="18"/>
               </w:rPr>
-              <w:t>+21.1%</w:t>
+              <w:t>0.2099 (+16.7%)</w:t>
             </w:r>
           </w:p>
         </w:tc>
         <w:tc>
           <w:tcPr>
-            <w:tcW w:type="dxa" w:w="1344"/>
-          </w:tcPr>
-          <w:p>
-            <w:pPr>
-              <w:jc w:val="center"/>
-            </w:pPr>
-            <w:r>
-              <w:rPr>
-                <w:sz w:val="18"/>
-              </w:rPr>
-              <w:t>0.2099</w:t>
-            </w:r>
-          </w:p>
-        </w:tc>
-        <w:tc>
-          <w:tcPr>
-            <w:tcW w:type="dxa" w:w="1344"/>
-          </w:tcPr>
-          <w:p>
-            <w:pPr>
-              <w:jc w:val="center"/>
-            </w:pPr>
-            <w:r>
-              <w:rPr>
-                <w:sz w:val="18"/>
-              </w:rPr>
-              <w:t>+16.7%</w:t>
-            </w:r>
-          </w:p>
-        </w:tc>
-        <w:tc>
-          <w:tcPr>
-            <w:tcW w:type="dxa" w:w="1344"/>
+            <w:tcW w:type="dxa" w:w="1568"/>
           </w:tcPr>
           <w:p>
             <w:pPr>
@@ -2042,7 +1846,7 @@
       <w:tr>
         <w:tc>
           <w:tcPr>
-            <w:tcW w:type="dxa" w:w="1344"/>
+            <w:tcW w:type="dxa" w:w="1568"/>
           </w:tcPr>
           <w:p>
             <w:pPr>
@@ -2052,13 +1856,29 @@
               <w:rPr>
                 <w:sz w:val="18"/>
               </w:rPr>
-              <w:t>Recall@10 (跨主题)</w:t>
+              <w:t>跨主题(5条)</w:t>
             </w:r>
           </w:p>
         </w:tc>
         <w:tc>
           <w:tcPr>
-            <w:tcW w:type="dxa" w:w="1344"/>
+            <w:tcW w:type="dxa" w:w="1568"/>
+          </w:tcPr>
+          <w:p>
+            <w:pPr>
+              <w:jc w:val="center"/>
+            </w:pPr>
+            <w:r>
+              <w:rPr>
+                <w:sz w:val="18"/>
+              </w:rPr>
+              <w:t>Recall@10</w:t>
+            </w:r>
+          </w:p>
+        </w:tc>
+        <w:tc>
+          <w:tcPr>
+            <w:tcW w:type="dxa" w:w="1568"/>
           </w:tcPr>
           <w:p>
             <w:pPr>
@@ -2074,7 +1894,7 @@
         </w:tc>
         <w:tc>
           <w:tcPr>
-            <w:tcW w:type="dxa" w:w="1344"/>
+            <w:tcW w:type="dxa" w:w="1568"/>
           </w:tcPr>
           <w:p>
             <w:pPr>
@@ -2084,13 +1904,13 @@
               <w:rPr>
                 <w:sz w:val="18"/>
               </w:rPr>
-              <w:t>0.0914</w:t>
+              <w:t>0.0914 (-14.9%)</w:t>
             </w:r>
           </w:p>
         </w:tc>
         <w:tc>
           <w:tcPr>
-            <w:tcW w:type="dxa" w:w="1344"/>
+            <w:tcW w:type="dxa" w:w="1568"/>
           </w:tcPr>
           <w:p>
             <w:pPr>
@@ -2100,45 +1920,13 @@
               <w:rPr>
                 <w:sz w:val="18"/>
               </w:rPr>
-              <w:t>-14.9% ❌</w:t>
+              <w:t>0.1183 (+10.3%)</w:t>
             </w:r>
           </w:p>
         </w:tc>
         <w:tc>
           <w:tcPr>
-            <w:tcW w:type="dxa" w:w="1344"/>
-          </w:tcPr>
-          <w:p>
-            <w:pPr>
-              <w:jc w:val="center"/>
-            </w:pPr>
-            <w:r>
-              <w:rPr>
-                <w:sz w:val="18"/>
-              </w:rPr>
-              <w:t>0.1183</w:t>
-            </w:r>
-          </w:p>
-        </w:tc>
-        <w:tc>
-          <w:tcPr>
-            <w:tcW w:type="dxa" w:w="1344"/>
-          </w:tcPr>
-          <w:p>
-            <w:pPr>
-              <w:jc w:val="center"/>
-            </w:pPr>
-            <w:r>
-              <w:rPr>
-                <w:sz w:val="18"/>
-              </w:rPr>
-              <w:t>+10.3%</w:t>
-            </w:r>
-          </w:p>
-        </w:tc>
-        <w:tc>
-          <w:tcPr>
-            <w:tcW w:type="dxa" w:w="1344"/>
+            <w:tcW w:type="dxa" w:w="1568"/>
           </w:tcPr>
           <w:p>
             <w:pPr>
@@ -2156,7 +1944,7 @@
       <w:tr>
         <w:tc>
           <w:tcPr>
-            <w:tcW w:type="dxa" w:w="1344"/>
+            <w:tcW w:type="dxa" w:w="1568"/>
           </w:tcPr>
           <w:p>
             <w:pPr>
@@ -2166,13 +1954,29 @@
               <w:rPr>
                 <w:sz w:val="18"/>
               </w:rPr>
-              <w:t>NDCG@10 (跨主题)</w:t>
+              <w:t>跨主题(5条)</w:t>
             </w:r>
           </w:p>
         </w:tc>
         <w:tc>
           <w:tcPr>
-            <w:tcW w:type="dxa" w:w="1344"/>
+            <w:tcW w:type="dxa" w:w="1568"/>
+          </w:tcPr>
+          <w:p>
+            <w:pPr>
+              <w:jc w:val="center"/>
+            </w:pPr>
+            <w:r>
+              <w:rPr>
+                <w:sz w:val="18"/>
+              </w:rPr>
+              <w:t>NDCG@10</w:t>
+            </w:r>
+          </w:p>
+        </w:tc>
+        <w:tc>
+          <w:tcPr>
+            <w:tcW w:type="dxa" w:w="1568"/>
           </w:tcPr>
           <w:p>
             <w:pPr>
@@ -2188,7 +1992,7 @@
         </w:tc>
         <w:tc>
           <w:tcPr>
-            <w:tcW w:type="dxa" w:w="1344"/>
+            <w:tcW w:type="dxa" w:w="1568"/>
           </w:tcPr>
           <w:p>
             <w:pPr>
@@ -2198,13 +2002,13 @@
               <w:rPr>
                 <w:sz w:val="18"/>
               </w:rPr>
-              <w:t>0.7894</w:t>
+              <w:t>0.7894 (-9.6%)</w:t>
             </w:r>
           </w:p>
         </w:tc>
         <w:tc>
           <w:tcPr>
-            <w:tcW w:type="dxa" w:w="1344"/>
+            <w:tcW w:type="dxa" w:w="1568"/>
           </w:tcPr>
           <w:p>
             <w:pPr>
@@ -2214,45 +2018,13 @@
               <w:rPr>
                 <w:sz w:val="18"/>
               </w:rPr>
-              <w:t>-9.6% ❌</w:t>
+              <w:t>0.9534 (+9.2%)</w:t>
             </w:r>
           </w:p>
         </w:tc>
         <w:tc>
           <w:tcPr>
-            <w:tcW w:type="dxa" w:w="1344"/>
-          </w:tcPr>
-          <w:p>
-            <w:pPr>
-              <w:jc w:val="center"/>
-            </w:pPr>
-            <w:r>
-              <w:rPr>
-                <w:sz w:val="18"/>
-              </w:rPr>
-              <w:t>0.9534</w:t>
-            </w:r>
-          </w:p>
-        </w:tc>
-        <w:tc>
-          <w:tcPr>
-            <w:tcW w:type="dxa" w:w="1344"/>
-          </w:tcPr>
-          <w:p>
-            <w:pPr>
-              <w:jc w:val="center"/>
-            </w:pPr>
-            <w:r>
-              <w:rPr>
-                <w:sz w:val="18"/>
-              </w:rPr>
-              <w:t>+9.2%</w:t>
-            </w:r>
-          </w:p>
-        </w:tc>
-        <w:tc>
-          <w:tcPr>
-            <w:tcW w:type="dxa" w:w="1344"/>
+            <w:tcW w:type="dxa" w:w="1568"/>
           </w:tcPr>
           <w:p>
             <w:pPr>
@@ -2270,8 +2042,61 @@
     </w:tbl>
     <w:p/>
     <w:p>
+      <w:pPr>
+        <w:jc w:val="center"/>
+      </w:pPr>
       <w:r>
-        <w:t>分层检索单主题提升 21.1%——验证目录分区剪枝有效。但跨主题退化 14.9%——暴露单亲层级不可逆误差放大。混合策略通过 Top-3 目录候选避免硬性锁定，在所有查询类别持续优于基线。</w:t>
+        <w:drawing>
+          <wp:inline xmlns:a="http://schemas.openxmlformats.org/drawingml/2006/main" xmlns:pic="http://schemas.openxmlformats.org/drawingml/2006/picture">
+            <wp:extent cx="5029200" cy="1790627"/>
+            <wp:docPr id="2" name="Picture 2"/>
+            <wp:cNvGraphicFramePr>
+              <a:graphicFrameLocks noChangeAspect="1"/>
+            </wp:cNvGraphicFramePr>
+            <a:graphic>
+              <a:graphicData uri="http://schemas.openxmlformats.org/drawingml/2006/picture">
+                <pic:pic>
+                  <pic:nvPicPr>
+                    <pic:cNvPr id="0" name="chart2_retrieval.png"/>
+                    <pic:cNvPicPr/>
+                  </pic:nvPicPr>
+                  <pic:blipFill>
+                    <a:blip r:embed="rId10"/>
+                    <a:stretch>
+                      <a:fillRect/>
+                    </a:stretch>
+                  </pic:blipFill>
+                  <pic:spPr>
+                    <a:xfrm>
+                      <a:off x="0" y="0"/>
+                      <a:ext cx="5029200" cy="1790627"/>
+                    </a:xfrm>
+                    <a:prstGeom prst="rect"/>
+                  </pic:spPr>
+                </pic:pic>
+              </a:graphicData>
+            </a:graphic>
+          </wp:inline>
+        </w:drawing>
+      </w:r>
+    </w:p>
+    <w:p>
+      <w:pPr>
+        <w:jc w:val="center"/>
+      </w:pPr>
+      <w:r>
+        <w:rPr>
+          <w:i/>
+          <w:color w:val="555555"/>
+          <w:sz w:val="18"/>
+        </w:rPr>
+        <w:t>图 2  三策略 Recall@10 / NDCG@10 / 提升率对比</w:t>
+      </w:r>
+    </w:p>
+    <w:p/>
+    <w:p>
+      <w:r>
+        <w:t>如图 2 所示，分层检索单主题提升 21.1%——验证目录分区剪枝有效。但跨主题退化 14.9%——暴露单亲层级不可逆误差放大。混合策略通过 Top-3 目录候选避免硬性锁定，在所有查询类别持续优于基线。</w:t>
       </w:r>
     </w:p>
     <w:p>
@@ -2287,7 +2112,7 @@
     </w:p>
     <w:p>
       <w:r>
-        <w:t>在 1,645 篇医药法规文档（10,533 个索引节点）上进行 P0-P3 分阶段验证：</w:t>
+        <w:t>在 1,645 篇医药法规文档（10,533 节点）上进行 P0-P3 分阶段验证：</w:t>
       </w:r>
     </w:p>
     <w:p>
@@ -2299,7 +2124,7 @@
           <w:b/>
           <w:sz w:val="20"/>
         </w:rPr>
-        <w:t>表 4  EvoIndex 3.0 分阶段验证结果（1,645 篇医药法规文档）</w:t>
+        <w:t>表 4  EvoIndex 3.0 分阶段验证结果</w:t>
       </w:r>
     </w:p>
     <w:tbl>
@@ -2432,7 +2257,7 @@
               <w:rPr>
                 <w:sz w:val="18"/>
               </w:rPr>
-              <w:t>树+向量双路 RRF 融合</w:t>
+              <w:t>树+向量双路 RRF</w:t>
             </w:r>
           </w:p>
         </w:tc>
@@ -2514,7 +2339,7 @@
               <w:rPr>
                 <w:sz w:val="18"/>
               </w:rPr>
-              <w:t>树+向量+图三路 RRF 融合</w:t>
+              <w:t>树+向量+图三路 RRF</w:t>
             </w:r>
           </w:p>
         </w:tc>
@@ -2596,7 +2421,7 @@
               <w:rPr>
                 <w:sz w:val="18"/>
               </w:rPr>
-              <w:t>双层缓存 + CMA-ES 调优</w:t>
+              <w:t>双层缓存 + CMA-ES</w:t>
             </w:r>
           </w:p>
         </w:tc>
@@ -2628,7 +2453,7 @@
               <w:rPr>
                 <w:sz w:val="18"/>
               </w:rPr>
-              <w:t>命中率 / 收敛代数</w:t>
+              <w:t>命中率 / 收敛</w:t>
             </w:r>
           </w:p>
         </w:tc>
@@ -2644,7 +2469,7 @@
               <w:rPr>
                 <w:sz w:val="18"/>
               </w:rPr>
-              <w:t>100% / 8 代 ✅</w:t>
+              <w:t>100% / 8代 ✅</w:t>
             </w:r>
           </w:p>
         </w:tc>
@@ -2753,7 +2578,7 @@
           <w:b/>
           <w:sz w:val="20"/>
         </w:rPr>
-        <w:t>表 5  CMA-ES 权重进化过程（12 组医药法规查询）</w:t>
+        <w:t>表 5  CMA-ES 权重进化过程</w:t>
       </w:r>
     </w:p>
     <w:tbl>
@@ -2764,15 +2589,14 @@
         <w:tblLook w:firstColumn="1" w:firstRow="1" w:lastColumn="0" w:lastRow="0" w:noHBand="0" w:noVBand="1" w:val="04A0"/>
       </w:tblPr>
       <w:tblGrid>
-        <w:gridCol w:w="2351"/>
-        <w:gridCol w:w="2351"/>
-        <w:gridCol w:w="2351"/>
-        <w:gridCol w:w="2351"/>
+        <w:gridCol w:w="3135"/>
+        <w:gridCol w:w="3135"/>
+        <w:gridCol w:w="3135"/>
       </w:tblGrid>
       <w:tr>
         <w:tc>
           <w:tcPr>
-            <w:tcW w:type="dxa" w:w="2351"/>
+            <w:tcW w:type="dxa" w:w="3135"/>
           </w:tcPr>
           <w:p>
             <w:pPr>
@@ -2789,7 +2613,7 @@
         </w:tc>
         <w:tc>
           <w:tcPr>
-            <w:tcW w:type="dxa" w:w="2351"/>
+            <w:tcW w:type="dxa" w:w="3135"/>
           </w:tcPr>
           <w:p>
             <w:pPr>
@@ -2806,7 +2630,7 @@
         </w:tc>
         <w:tc>
           <w:tcPr>
-            <w:tcW w:type="dxa" w:w="2351"/>
+            <w:tcW w:type="dxa" w:w="3135"/>
           </w:tcPr>
           <w:p>
             <w:pPr>
@@ -2821,28 +2645,11 @@
             </w:r>
           </w:p>
         </w:tc>
-        <w:tc>
-          <w:tcPr>
-            <w:tcW w:type="dxa" w:w="2351"/>
-          </w:tcPr>
-          <w:p>
-            <w:pPr>
-              <w:jc w:val="center"/>
-            </w:pPr>
-            <w:r>
-              <w:rPr>
-                <w:b/>
-                <w:sz w:val="18"/>
-              </w:rPr>
-              <w:t>说明</w:t>
-            </w:r>
-          </w:p>
-        </w:tc>
       </w:tr>
       <w:tr>
         <w:tc>
           <w:tcPr>
-            <w:tcW w:type="dxa" w:w="2351"/>
+            <w:tcW w:type="dxa" w:w="3135"/>
           </w:tcPr>
           <w:p>
             <w:pPr>
@@ -2858,7 +2665,7 @@
         </w:tc>
         <w:tc>
           <w:tcPr>
-            <w:tcW w:type="dxa" w:w="2351"/>
+            <w:tcW w:type="dxa" w:w="3135"/>
           </w:tcPr>
           <w:p>
             <w:pPr>
@@ -2868,13 +2675,13 @@
               <w:rPr>
                 <w:sz w:val="18"/>
               </w:rPr>
-              <w:t>8:63:29</w:t>
+              <w:t>8 : 63 : 29</w:t>
             </w:r>
           </w:p>
         </w:tc>
         <w:tc>
           <w:tcPr>
-            <w:tcW w:type="dxa" w:w="2351"/>
+            <w:tcW w:type="dxa" w:w="3135"/>
           </w:tcPr>
           <w:p>
             <w:pPr>
@@ -2888,27 +2695,11 @@
             </w:r>
           </w:p>
         </w:tc>
-        <w:tc>
-          <w:tcPr>
-            <w:tcW w:type="dxa" w:w="2351"/>
-          </w:tcPr>
-          <w:p>
-            <w:pPr>
-              <w:jc w:val="center"/>
-            </w:pPr>
-            <w:r>
-              <w:rPr>
-                <w:sz w:val="18"/>
-              </w:rPr>
-              <w:t>初始探索</w:t>
-            </w:r>
-          </w:p>
-        </w:tc>
       </w:tr>
       <w:tr>
         <w:tc>
           <w:tcPr>
-            <w:tcW w:type="dxa" w:w="2351"/>
+            <w:tcW w:type="dxa" w:w="3135"/>
           </w:tcPr>
           <w:p>
             <w:pPr>
@@ -2924,7 +2715,7 @@
         </w:tc>
         <w:tc>
           <w:tcPr>
-            <w:tcW w:type="dxa" w:w="2351"/>
+            <w:tcW w:type="dxa" w:w="3135"/>
           </w:tcPr>
           <w:p>
             <w:pPr>
@@ -2934,13 +2725,13 @@
               <w:rPr>
                 <w:sz w:val="18"/>
               </w:rPr>
-              <w:t>23:73:4</w:t>
+              <w:t>23 : 73 : 4</w:t>
             </w:r>
           </w:p>
         </w:tc>
         <w:tc>
           <w:tcPr>
-            <w:tcW w:type="dxa" w:w="2351"/>
+            <w:tcW w:type="dxa" w:w="3135"/>
           </w:tcPr>
           <w:p>
             <w:pPr>
@@ -2954,27 +2745,11 @@
             </w:r>
           </w:p>
         </w:tc>
-        <w:tc>
-          <w:tcPr>
-            <w:tcW w:type="dxa" w:w="2351"/>
-          </w:tcPr>
-          <w:p>
-            <w:pPr>
-              <w:jc w:val="center"/>
-            </w:pPr>
-            <w:r>
-              <w:rPr>
-                <w:sz w:val="18"/>
-              </w:rPr>
-              <w:t>波动调整</w:t>
-            </w:r>
-          </w:p>
-        </w:tc>
       </w:tr>
       <w:tr>
         <w:tc>
           <w:tcPr>
-            <w:tcW w:type="dxa" w:w="2351"/>
+            <w:tcW w:type="dxa" w:w="3135"/>
           </w:tcPr>
           <w:p>
             <w:pPr>
@@ -2990,7 +2765,7 @@
         </w:tc>
         <w:tc>
           <w:tcPr>
-            <w:tcW w:type="dxa" w:w="2351"/>
+            <w:tcW w:type="dxa" w:w="3135"/>
           </w:tcPr>
           <w:p>
             <w:pPr>
@@ -3000,13 +2775,13 @@
               <w:rPr>
                 <w:sz w:val="18"/>
               </w:rPr>
-              <w:t>8:63:29</w:t>
+              <w:t>8 : 63 : 29</w:t>
             </w:r>
           </w:p>
         </w:tc>
         <w:tc>
           <w:tcPr>
-            <w:tcW w:type="dxa" w:w="2351"/>
+            <w:tcW w:type="dxa" w:w="3135"/>
           </w:tcPr>
           <w:p>
             <w:pPr>
@@ -3016,23 +2791,7 @@
               <w:rPr>
                 <w:sz w:val="18"/>
               </w:rPr>
-              <w:t>100%</w:t>
-            </w:r>
-          </w:p>
-        </w:tc>
-        <w:tc>
-          <w:tcPr>
-            <w:tcW w:type="dxa" w:w="2351"/>
-          </w:tcPr>
-          <w:p>
-            <w:pPr>
-              <w:jc w:val="center"/>
-            </w:pPr>
-            <w:r>
-              <w:rPr>
-                <w:sz w:val="18"/>
-              </w:rPr>
-              <w:t>✅ 稳定收敛</w:t>
+              <w:t>100% ✅ 收敛</w:t>
             </w:r>
           </w:p>
         </w:tc>
@@ -3040,8 +2799,61 @@
     </w:tbl>
     <w:p/>
     <w:p>
+      <w:pPr>
+        <w:jc w:val="center"/>
+      </w:pPr>
       <w:r>
-        <w:t>CMA-ES 在 8 代内收敛至 树:8% 向量:63% 图:29%。向量语义检索提供最大召回贡献（63%），图增强提供关系补充（29%），树结构提供基础锚定（8%）。</w:t>
+        <w:drawing>
+          <wp:inline xmlns:a="http://schemas.openxmlformats.org/drawingml/2006/main" xmlns:pic="http://schemas.openxmlformats.org/drawingml/2006/picture">
+            <wp:extent cx="5029200" cy="2174713"/>
+            <wp:docPr id="3" name="Picture 3"/>
+            <wp:cNvGraphicFramePr>
+              <a:graphicFrameLocks noChangeAspect="1"/>
+            </wp:cNvGraphicFramePr>
+            <a:graphic>
+              <a:graphicData uri="http://schemas.openxmlformats.org/drawingml/2006/picture">
+                <pic:pic>
+                  <pic:nvPicPr>
+                    <pic:cNvPr id="0" name="chart3_cmaes.png"/>
+                    <pic:cNvPicPr/>
+                  </pic:nvPicPr>
+                  <pic:blipFill>
+                    <a:blip r:embed="rId11"/>
+                    <a:stretch>
+                      <a:fillRect/>
+                    </a:stretch>
+                  </pic:blipFill>
+                  <pic:spPr>
+                    <a:xfrm>
+                      <a:off x="0" y="0"/>
+                      <a:ext cx="5029200" cy="2174713"/>
+                    </a:xfrm>
+                    <a:prstGeom prst="rect"/>
+                  </pic:spPr>
+                </pic:pic>
+              </a:graphicData>
+            </a:graphic>
+          </wp:inline>
+        </w:drawing>
+      </w:r>
+    </w:p>
+    <w:p>
+      <w:pPr>
+        <w:jc w:val="center"/>
+      </w:pPr>
+      <w:r>
+        <w:rPr>
+          <w:i/>
+          <w:color w:val="555555"/>
+          <w:sz w:val="18"/>
+        </w:rPr>
+        <w:t>图 3  CMA-ES 权重进化轨迹与 MRR 收敛曲线</w:t>
+      </w:r>
+    </w:p>
+    <w:p/>
+    <w:p>
+      <w:r>
+        <w:t>如图 3 所示，CMA-ES 在 8 代内收敛至稳定权重 树:8% 向量:63% 图:29%。向量语义检索提供最大召回贡献（63%），图增强提供关系补充（29%），树结构提供基础锚定（8%）。训练集中所有 12 组查询均达到 100% MRR。</w:t>
       </w:r>
     </w:p>
     <w:p>
@@ -3084,7 +2896,7 @@
     </w:p>
     <w:p>
       <w:r>
-        <w:t>1,645 篇医药法规文档中 97% 为单一 pharma 领域，BGE-M3 向量空间出现领域坍塌——不同文档余弦相似度过度集中，区分度下降。Layer 0 领域路由 + 树搜索领域过滤 + 调低向量权重，P3 测试路由精度 &gt;90%。这证明了方法杂合架构的鲁棒性：单一通道失效时其他通道自动补偿。</w:t>
+        <w:t>1,645 篇医药法规文档中 97% 为单一领域，BGE-M3 向量空间出现领域坍塌。Layer 0 领域路由 + 树搜索领域过滤 + 调低向量权重在 P3 测试中路由精度 &gt;90%，证明了方法杂合架构的鲁棒性：单一通道失效时其他通道自动补偿。</w:t>
       </w:r>
     </w:p>
     <w:p>
@@ -3100,7 +2912,7 @@
     </w:p>
     <w:p>
       <w:r>
-        <w:t>(1) LanceDB Windows 原生模块需从 npm registry 手动下载 tarball 解压到 node_modules；(2) WSL localhost 不映射到 Windows LM Studio，可靠方式是通过 cmd.exe 调用 Windows 侧 API；(3) PowerShell 中文 GBK 编码破坏 UTF-8，Python 脚本通过 cmd.exe 执行最可靠；(4) BGE-M3 1024 维嵌入需更新向量库 schema，与 nomic-embed 768 维不兼容。</w:t>
+        <w:t>(1) LanceDB Windows 原生模块需手动从 npm registry 下载 tarball；(2) WSL localhost 不映射到 Windows LM Studio，需通过 cmd.exe 调用 Windows 侧 API；(3) BGE-M3 1024 维嵌入需更新向量库 schema，与 nomic-embed 768 维不兼容。</w:t>
       </w:r>
     </w:p>
     <w:p>
@@ -3121,7 +2933,7 @@
     </w:p>
     <w:p>
       <w:r>
-        <w:t>后续方向：(1) 扩展至 BEIR/C-MTEB 国际标准评测数据集 [8,9]；(2) 引入 ColBERT 迟交互机制增强细粒度匹配；(3) Rust 加速核心路径目标 10-50× 延迟降低；(4) 知识神经元网络实现高频查询 &lt;5ms 热命中。</w:t>
+        <w:t>后续方向：(1) 扩展至 BEIR/C-MTEB 国际标准评测数据集 [8,9]；(2) 引入 ColBERT 迟交互机制；(3) Rust 加速核心路径目标 10-50× 延迟降低；(4) 知识神经元网络实现高频查询 &lt;5ms 热命中。</w:t>
       </w:r>
     </w:p>
     <w:p>
@@ -3148,7 +2960,7 @@
         <w:pStyle w:val="ListNumber"/>
       </w:pPr>
       <w:r>
-        <w:t>[2] Chen, J. et al. "BGE M3-Embedding: Multi-Lingual, Multi-Functionality, Multi-Granularity Text Embeddings Through Self-Knowledge Distillation." arXiv:2402.03216, 2024.</w:t>
+        <w:t>[2] Chen, J. et al. "BGE M3-Embedding." arXiv:2402.03216, 2024.</w:t>
       </w:r>
     </w:p>
     <w:p>
@@ -3156,7 +2968,7 @@
         <w:pStyle w:val="ListNumber"/>
       </w:pPr>
       <w:r>
-        <w:t>[3] Volcengine/ByteDance. "OpenViking: Context Database for AI Agents." GitHub. github.com/volcengine/OpenViking, 2025.</w:t>
+        <w:t>[3] Volcengine/ByteDance. "OpenViking: Context Database for AI Agents." GitHub, 2025.</w:t>
       </w:r>
     </w:p>
     <w:p>
@@ -3164,7 +2976,7 @@
         <w:pStyle w:val="ListNumber"/>
       </w:pPr>
       <w:r>
-        <w:t>[4] Cormack, G.V. et al. "Reciprocal Rank Fusion Outperforms Condorcet and Individual Rank Learning Methods." SIGIR 2009.</w:t>
+        <w:t>[4] Cormack, G.V. et al. "Reciprocal Rank Fusion." SIGIR 2009.</w:t>
       </w:r>
     </w:p>
     <w:p>
@@ -3180,7 +2992,7 @@
         <w:pStyle w:val="ListNumber"/>
       </w:pPr>
       <w:r>
-        <w:t>[6] LanceDB. "Developer-friendly, Serverless Vector Database for AI Applications." github.com/lancedb/lancedb, 2024.</w:t>
+        <w:t>[6] LanceDB. "Serverless Vector Database." github.com/lancedb/lancedb, 2024.</w:t>
       </w:r>
     </w:p>
     <w:p>
@@ -3188,7 +3000,7 @@
         <w:pStyle w:val="ListNumber"/>
       </w:pPr>
       <w:r>
-        <w:t>[7] Graphology. "A Robust &amp; Multipurpose Graph Object for JavaScript." github.com/graphology/graphology, 2024.</w:t>
+        <w:t>[7] Graphology. "Multipurpose Graph Object for JavaScript." github.com/graphology, 2024.</w:t>
       </w:r>
     </w:p>
     <w:p>
@@ -3196,7 +3008,7 @@
         <w:pStyle w:val="ListNumber"/>
       </w:pPr>
       <w:r>
-        <w:t>[8] Thakur, N. et al. "BEIR: A Heterogeneous Benchmark for Zero-shot Evaluation of Information Retrieval Models." NeurIPS 2021.</w:t>
+        <w:t>[8] Thakur, N. et al. "BEIR: Heterogeneous Benchmark for IR." NeurIPS 2021.</w:t>
       </w:r>
     </w:p>
     <w:p>
